--- a/modeles/lettre_officielle_RAD.gabarit.docx
+++ b/modeles/lettre_officielle_RAD.gabarit.docx
@@ -710,6 +710,14 @@
           <w:sz w:val="24"/>
         </w:rPr>
       </w:pPr>
+      <w:r>
+        <w:rPr>
+          <w:rFonts w:ascii="Tahoma" w:hAnsi="Tahoma" w:cs="Tahoma"/>
+          <w:b/>
+          <w:sz w:val="24"/>
+        </w:rPr>
+        <w:t xml:space="preserve">{{DESTINATAIRE2}}</w:t>
+      </w:r>
     </w:p>
     <w:p>
       <w:pPr>
